--- a/entregables/revision_interna/OBSERVACIONES_SUBSANADAS_Y_PENDIENTES_EVACUACION_Y_SENALIZACION_HOGAR_REFUGIO.docx
+++ b/entregables/revision_interna/OBSERVACIONES_SUBSANADAS_Y_PENDIENTES_EVACUACION_Y_SENALIZACION_HOGAR_REFUGIO.docx
@@ -43,7 +43,7 @@
           <w:i w:val="0"/>
           <w:sz w:val="22"/>
         </w:rPr>
-        <w:t>El metrado, la memoria descriptiva y las especificaciones técnicas de evacuación y señalización dicen lo mismo y siguen lo dibujado en los planos: 14 partidas en la planta de señalización SE-S-02 y en la planta de evacuación SE-E-01. Se leyeron todos los símbolos: los bloques de la planta (también los que están dentro de otros bloques), los dibujos sueltos (líneas, sombreados y textos) y las imágenes pegadas; no hay señales dibujadas fuera de los bloques. Donde la leyenda o los cuadros dicen otra cosa, los documentos ya están corregidos (parte 1); para que los planos cuadren, la arquitecta debe hacer las correcciones de la parte 2; la parte 3 corrige el metrado de evacuación de arquitectura (HR y HD) y la parte 4 son decisiones de la arquitecta.</w:t>
+        <w:t>El metrado, la memoria descriptiva y las especificaciones técnicas de evacuación y señalización dicen lo mismo y siguen lo dibujado en los planos: 14 partidas en la planta de señalización SE-S-02 y en la planta de evacuación SE-E-01. Se leyeron todos los símbolos: los bloques de la planta (también los que están dentro de otros bloques), los dibujos sueltos (líneas, sombreados y textos) y las imágenes pegadas; no hay señales dibujadas fuera de los bloques. Con los PDF de las láminas se ubicaron las 39 imágenes de riesgo eléctrico y se comprobaron los conteos del DXF (zona segura, aforo, extintor, SS.HH. discapacitados, rutas y zonas de evacuación). Donde la leyenda o los cuadros dicen otra cosa, los documentos ya están corregidos (parte 1); para que los planos cuadren, la arquitecta debe hacer las correcciones de la parte 2; la parte 3 corrige el metrado de evacuación de arquitectura (HR y HD) y la parte 4 son decisiones de la arquitecta.</w:t>
       </w:r>
     </w:p>
     <w:p>
@@ -626,7 +626,7 @@
                 <w:i w:val="0"/>
                 <w:sz w:val="16"/>
               </w:rPr>
-              <w:t>Imagen pegada en el DXF (sin ubicación): 39 imágenes en el espacio modelo; reparto por edificación del metrado de evacuación de arquitectura; leyenda: 38</w:t>
+              <w:t>Planta de SE-S-02: 39 señales (imágenes pegadas, ubicadas en el PDF de la lámina); leyenda: 38</w:t>
             </w:r>
           </w:p>
         </w:tc>
@@ -1412,7 +1412,7 @@
                 <w:i w:val="0"/>
                 <w:sz w:val="17"/>
               </w:rPr>
-              <w:t>39 imágenes del plano (la leyenda dice 38), con el reparto por edificación del metrado de evacuación de arquitectura (el DXF no trae la posición de las imágenes).</w:t>
+              <w:t>Las 39 imágenes de la planta (la leyenda dice 38), ubicadas una por una en el PDF de la lámina, porque el DXF no guarda su posición: E-01 8, E-02 2, E-03 2, E-04 5, E-05 3, E-06 6, E-07 6, E-08 6 y E-09 1 (igual al metrado de arquitectura).</w:t>
             </w:r>
           </w:p>
         </w:tc>
@@ -2635,7 +2635,7 @@
                 <w:i w:val="0"/>
                 <w:sz w:val="16"/>
               </w:rPr>
-              <w:t>La señal no es un bloque: es una imagen pegada (OLE). El DXF guarda solo su tamaño, no su posición, por lo que no se puede ubicar ni asignar a cada edificación. En el espacio modelo hay 39 imágenes iguales (0.90 x 1.36 m); la leyenda indica 38.</w:t>
+              <w:t>La señal no es un bloque: es una imagen pegada (OLE), que el DXF guarda sin su posición. Con el PDF de la lámina se ubicaron las 39 imágenes de la planta (E-01: 8, E-02: 2, E-03: 2, E-04: 5, E-05: 3, E-06: 6, E-07: 6, E-08: 6, E-09: 1); la leyenda indica 38.</w:t>
             </w:r>
           </w:p>
         </w:tc>
@@ -2655,7 +2655,7 @@
                 <w:i w:val="0"/>
                 <w:sz w:val="16"/>
               </w:rPr>
-              <w:t>Reemplazar las imágenes por un bloque de señal (así se cuentan y ubican) y confirmar la cantidad: el metrado toma las 39 imágenes; si una es copia sobrante, bajar a 38 en el metrado y en la leyenda.</w:t>
+              <w:t>Corregir la leyenda a 39 y reemplazar las imágenes por un bloque de señal, para que se cuenten y ubiquen en el DXF.</w:t>
             </w:r>
           </w:p>
         </w:tc>
@@ -5302,7 +5302,7 @@
                 <w:i w:val="0"/>
                 <w:sz w:val="17"/>
               </w:rPr>
-              <w:t>39 señales con el reparto del metrado de arquitectura.</w:t>
+              <w:t>39 señales, ubicadas en el PDF de la lámina.</w:t>
             </w:r>
           </w:p>
         </w:tc>
@@ -5322,7 +5322,7 @@
                 <w:i w:val="0"/>
                 <w:sz w:val="17"/>
               </w:rPr>
-              <w:t>Si se convierten las imágenes a bloque y son 38, o cambian de edificación, se actualiza la partida.</w:t>
+              <w:t>Si al convertir las imágenes a bloque se quita o mueve alguna, se actualiza la partida.</w:t>
             </w:r>
           </w:p>
         </w:tc>
